--- a/atelier/atelier_070.docx
+++ b/atelier/atelier_070.docx
@@ -441,7 +441,7 @@
           </w:tcPr>
           <w:p>
             <w:r>
-              <w:t xml:space="preserve">Première release posée (#68), sens du versioning ancré (#69)</w:t>
+              <w:t xml:space="preserve">Première release posée, sens du versioning ancré</w:t>
             </w:r>
           </w:p>
         </w:tc>
@@ -460,7 +460,7 @@
         <w:spacing w:after="120"/>
       </w:pPr>
       <w:r>
-        <w:t xml:space="preserve">La squad tague maintenant, mais au feeling : un v1.0.0 par-ci, un v1.1 par-là, parfois rien. Le geste existe (#68), le sens est compris (#69) — il manque la règle. Or sans convention écrite et partagée, deux personnes de la même squad incrémentent différemment le même type de changement : l’une passe en MINOR ce que l’autre aurait mis en PATCH. Le numéro perd alors exactement ce qui faisait sa valeur : sa lisibilité pour ceux qui dépendent du livrable. Une version qui ne suit pas de règle ne dit plus rien. Le sujet de cet atelier est de transformer la pratique intuitive en convention explicite : adopter ensemble le standard vMAJOR.MINOR.PATCH, et surtout trancher les cas limites propres à CE projet — ceux qui font hésiter — pour qu’au prochain changement, personne n’improvise et que tout le monde incrémente pareil.</w:t>
+        <w:t xml:space="preserve">La squad tague maintenant, mais au feeling : un v1.0.0 par-ci, un v1.1 par-là, parfois rien. Le geste existe, le sens est compris — il manque la règle. Or sans convention écrite et partagée, deux personnes de la même squad incrémentent différemment le même type de changement : l’une passe en MINOR ce que l’autre aurait mis en PATCH. Le numéro perd alors exactement ce qui faisait sa valeur : sa lisibilité pour ceux qui dépendent du livrable. Une version qui ne suit pas de règle ne dit plus rien. Le sujet de cet atelier est de transformer la pratique intuitive en convention explicite : adopter ensemble le standard vMAJOR.MINOR.PATCH, et surtout trancher les cas limites propres à CE projet — ceux qui font hésiter — pour qu’au prochain changement, personne n’improvise et que tout le monde incrémente pareil.</w:t>
       </w:r>
     </w:p>
     <w:p>
@@ -481,7 +481,7 @@
         <w:spacing w:after="80"/>
       </w:pPr>
       <w:r>
-        <w:t xml:space="preserve">Une règle au feeling n’est pas une règle : tant que l’incrément dépend du jugement de celui qui tague ce jour-là, le numéro devient incohérent. Deux PATCH qui auraient dû être un MINOR, un MAJOR oublié parce qu’on n’a pas vu la rupture — et le contrat semver promis au consommateur (#69) est rompu. La convention écrite est ce qui rend le numéro fiable.</w:t>
+        <w:t xml:space="preserve">Une règle au feeling n’est pas une règle : tant que l’incrément dépend du jugement de celui qui tague ce jour-là, le numéro devient incohérent. Deux PATCH qui auraient dû être un MINOR, un MAJOR oublié parce qu’on n’a pas vu la rupture — et le contrat semver promis au consommateur est rompu. La convention écrite est ce qui rend le numéro fiable.</w:t>
       </w:r>
     </w:p>
     <w:p>
@@ -599,47 +599,47 @@
                 <w:sz w:val="18"/>
                 <w:szCs w:val="18"/>
               </w:rPr>
-              <w:t xml:space="preserve">  MAJOR (X.0.0) — le consommateur DOIT adapter son code</w:t>
-            </w:r>
-          </w:p>
-          <w:p>
-            <w:r>
-              <w:rPr>
-                <w:rFonts w:ascii="Consolas" w:cs="Consolas" w:eastAsia="Consolas" w:hAnsi="Consolas"/>
-                <w:sz w:val="18"/>
-                <w:szCs w:val="18"/>
-              </w:rPr>
-              <w:t xml:space="preserve">    Exemples à compléter par la squad :</w:t>
-            </w:r>
-          </w:p>
-          <w:p>
-            <w:r>
-              <w:rPr>
-                <w:rFonts w:ascii="Consolas" w:cs="Consolas" w:eastAsia="Consolas" w:hAnsi="Consolas"/>
-                <w:sz w:val="18"/>
-                <w:szCs w:val="18"/>
-              </w:rPr>
-              <w:t xml:space="preserve">      - [ rupture d'API / signature / contrat exposé ]</w:t>
-            </w:r>
-          </w:p>
-          <w:p>
-            <w:r>
-              <w:rPr>
-                <w:rFonts w:ascii="Consolas" w:cs="Consolas" w:eastAsia="Consolas" w:hAnsi="Consolas"/>
-                <w:sz w:val="18"/>
-                <w:szCs w:val="18"/>
-              </w:rPr>
-              <w:t xml:space="preserve">      - [ changement de comportement par défaut ]</w:t>
-            </w:r>
-          </w:p>
-          <w:p>
-            <w:r>
-              <w:rPr>
-                <w:rFonts w:ascii="Consolas" w:cs="Consolas" w:eastAsia="Consolas" w:hAnsi="Consolas"/>
-                <w:sz w:val="18"/>
-                <w:szCs w:val="18"/>
-              </w:rPr>
-              <w:t xml:space="preserve">      - [ format d'entrée ou de sortie modifié ]</w:t>
+              <w:t xml:space="preserve"> MAJOR (X.0.0) — le consommateur DOIT adapter son code</w:t>
+            </w:r>
+          </w:p>
+          <w:p>
+            <w:r>
+              <w:rPr>
+                <w:rFonts w:ascii="Consolas" w:cs="Consolas" w:eastAsia="Consolas" w:hAnsi="Consolas"/>
+                <w:sz w:val="18"/>
+                <w:szCs w:val="18"/>
+              </w:rPr>
+              <w:t xml:space="preserve"> Exemples à compléter par la squad :</w:t>
+            </w:r>
+          </w:p>
+          <w:p>
+            <w:r>
+              <w:rPr>
+                <w:rFonts w:ascii="Consolas" w:cs="Consolas" w:eastAsia="Consolas" w:hAnsi="Consolas"/>
+                <w:sz w:val="18"/>
+                <w:szCs w:val="18"/>
+              </w:rPr>
+              <w:t xml:space="preserve"> - [ rupture d'API / signature / contrat exposé ]</w:t>
+            </w:r>
+          </w:p>
+          <w:p>
+            <w:r>
+              <w:rPr>
+                <w:rFonts w:ascii="Consolas" w:cs="Consolas" w:eastAsia="Consolas" w:hAnsi="Consolas"/>
+                <w:sz w:val="18"/>
+                <w:szCs w:val="18"/>
+              </w:rPr>
+              <w:t xml:space="preserve"> - [ changement de comportement par défaut ]</w:t>
+            </w:r>
+          </w:p>
+          <w:p>
+            <w:r>
+              <w:rPr>
+                <w:rFonts w:ascii="Consolas" w:cs="Consolas" w:eastAsia="Consolas" w:hAnsi="Consolas"/>
+                <w:sz w:val="18"/>
+                <w:szCs w:val="18"/>
+              </w:rPr>
+              <w:t xml:space="preserve"> - [ format d'entrée ou de sortie modifié ]</w:t>
             </w:r>
           </w:p>
           <w:p>
@@ -659,37 +659,37 @@
                 <w:sz w:val="18"/>
                 <w:szCs w:val="18"/>
               </w:rPr>
-              <w:t xml:space="preserve">  MINOR (x.Y.0) — ajout rétrocompatible, MAJ sans risque</w:t>
-            </w:r>
-          </w:p>
-          <w:p>
-            <w:r>
-              <w:rPr>
-                <w:rFonts w:ascii="Consolas" w:cs="Consolas" w:eastAsia="Consolas" w:hAnsi="Consolas"/>
-                <w:sz w:val="18"/>
-                <w:szCs w:val="18"/>
-              </w:rPr>
-              <w:t xml:space="preserve">    Exemples à compléter par la squad :</w:t>
-            </w:r>
-          </w:p>
-          <w:p>
-            <w:r>
-              <w:rPr>
-                <w:rFonts w:ascii="Consolas" w:cs="Consolas" w:eastAsia="Consolas" w:hAnsi="Consolas"/>
-                <w:sz w:val="18"/>
-                <w:szCs w:val="18"/>
-              </w:rPr>
-              <w:t xml:space="preserve">      - [ nouvel endpoint / nouvelle option / nouvelle capacité ]</w:t>
-            </w:r>
-          </w:p>
-          <w:p>
-            <w:r>
-              <w:rPr>
-                <w:rFonts w:ascii="Consolas" w:cs="Consolas" w:eastAsia="Consolas" w:hAnsi="Consolas"/>
-                <w:sz w:val="18"/>
-                <w:szCs w:val="18"/>
-              </w:rPr>
-              <w:t xml:space="preserve">      - [ dépréciation annoncée mais pas encore retirée ]</w:t>
+              <w:t xml:space="preserve"> MINOR (x.Y.0) — ajout rétrocompatible, MAJ sans risque</w:t>
+            </w:r>
+          </w:p>
+          <w:p>
+            <w:r>
+              <w:rPr>
+                <w:rFonts w:ascii="Consolas" w:cs="Consolas" w:eastAsia="Consolas" w:hAnsi="Consolas"/>
+                <w:sz w:val="18"/>
+                <w:szCs w:val="18"/>
+              </w:rPr>
+              <w:t xml:space="preserve"> Exemples à compléter par la squad :</w:t>
+            </w:r>
+          </w:p>
+          <w:p>
+            <w:r>
+              <w:rPr>
+                <w:rFonts w:ascii="Consolas" w:cs="Consolas" w:eastAsia="Consolas" w:hAnsi="Consolas"/>
+                <w:sz w:val="18"/>
+                <w:szCs w:val="18"/>
+              </w:rPr>
+              <w:t xml:space="preserve"> - [ nouvel endpoint / nouvelle option / nouvelle capacité ]</w:t>
+            </w:r>
+          </w:p>
+          <w:p>
+            <w:r>
+              <w:rPr>
+                <w:rFonts w:ascii="Consolas" w:cs="Consolas" w:eastAsia="Consolas" w:hAnsi="Consolas"/>
+                <w:sz w:val="18"/>
+                <w:szCs w:val="18"/>
+              </w:rPr>
+              <w:t xml:space="preserve"> - [ dépréciation annoncée mais pas encore retirée ]</w:t>
             </w:r>
           </w:p>
           <w:p>
@@ -709,37 +709,37 @@
                 <w:sz w:val="18"/>
                 <w:szCs w:val="18"/>
               </w:rPr>
-              <w:t xml:space="preserve">  PATCH (x.y.Z) — correctif, aucun changement visible</w:t>
-            </w:r>
-          </w:p>
-          <w:p>
-            <w:r>
-              <w:rPr>
-                <w:rFonts w:ascii="Consolas" w:cs="Consolas" w:eastAsia="Consolas" w:hAnsi="Consolas"/>
-                <w:sz w:val="18"/>
-                <w:szCs w:val="18"/>
-              </w:rPr>
-              <w:t xml:space="preserve">    Exemples à compléter par la squad :</w:t>
-            </w:r>
-          </w:p>
-          <w:p>
-            <w:r>
-              <w:rPr>
-                <w:rFonts w:ascii="Consolas" w:cs="Consolas" w:eastAsia="Consolas" w:hAnsi="Consolas"/>
-                <w:sz w:val="18"/>
-                <w:szCs w:val="18"/>
-              </w:rPr>
-              <w:t xml:space="preserve">      - [ correction de bug sans impact sur le contrat ]</w:t>
-            </w:r>
-          </w:p>
-          <w:p>
-            <w:r>
-              <w:rPr>
-                <w:rFonts w:ascii="Consolas" w:cs="Consolas" w:eastAsia="Consolas" w:hAnsi="Consolas"/>
-                <w:sz w:val="18"/>
-                <w:szCs w:val="18"/>
-              </w:rPr>
-              <w:t xml:space="preserve">      - [ correctif de sécurité interne, perf ]</w:t>
+              <w:t xml:space="preserve"> PATCH (x.y.Z) — correctif, aucun changement visible</w:t>
+            </w:r>
+          </w:p>
+          <w:p>
+            <w:r>
+              <w:rPr>
+                <w:rFonts w:ascii="Consolas" w:cs="Consolas" w:eastAsia="Consolas" w:hAnsi="Consolas"/>
+                <w:sz w:val="18"/>
+                <w:szCs w:val="18"/>
+              </w:rPr>
+              <w:t xml:space="preserve"> Exemples à compléter par la squad :</w:t>
+            </w:r>
+          </w:p>
+          <w:p>
+            <w:r>
+              <w:rPr>
+                <w:rFonts w:ascii="Consolas" w:cs="Consolas" w:eastAsia="Consolas" w:hAnsi="Consolas"/>
+                <w:sz w:val="18"/>
+                <w:szCs w:val="18"/>
+              </w:rPr>
+              <w:t xml:space="preserve"> - [ correction de bug sans impact sur le contrat ]</w:t>
+            </w:r>
+          </w:p>
+          <w:p>
+            <w:r>
+              <w:rPr>
+                <w:rFonts w:ascii="Consolas" w:cs="Consolas" w:eastAsia="Consolas" w:hAnsi="Consolas"/>
+                <w:sz w:val="18"/>
+                <w:szCs w:val="18"/>
+              </w:rPr>
+              <w:t xml:space="preserve"> - [ correctif de sécurité interne, perf ]</w:t>
             </w:r>
           </w:p>
           <w:p>
@@ -759,47 +759,47 @@
                 <w:sz w:val="18"/>
                 <w:szCs w:val="18"/>
               </w:rPr>
-              <w:t xml:space="preserve">  CAS LIMITES TRANCHÉS (le plus important) :</w:t>
-            </w:r>
-          </w:p>
-          <w:p>
-            <w:r>
-              <w:rPr>
-                <w:rFonts w:ascii="Consolas" w:cs="Consolas" w:eastAsia="Consolas" w:hAnsi="Consolas"/>
-                <w:sz w:val="18"/>
-                <w:szCs w:val="18"/>
-              </w:rPr>
-              <w:t xml:space="preserve">      - changement de format de log     -&gt; [ MINOR / MAJOR ? ]</w:t>
-            </w:r>
-          </w:p>
-          <w:p>
-            <w:r>
-              <w:rPr>
-                <w:rFonts w:ascii="Consolas" w:cs="Consolas" w:eastAsia="Consolas" w:hAnsi="Consolas"/>
-                <w:sz w:val="18"/>
-                <w:szCs w:val="18"/>
-              </w:rPr>
-              <w:t xml:space="preserve">      - bump d'une dépendance majeure    -&gt; [ selon impact exposé ]</w:t>
-            </w:r>
-          </w:p>
-          <w:p>
-            <w:r>
-              <w:rPr>
-                <w:rFonts w:ascii="Consolas" w:cs="Consolas" w:eastAsia="Consolas" w:hAnsi="Consolas"/>
-                <w:sz w:val="18"/>
-                <w:szCs w:val="18"/>
-              </w:rPr>
-              <w:t xml:space="preserve">      - modif d'un message d'erreur      -&gt; [ PATCH sauf si contractuel ]</w:t>
-            </w:r>
-          </w:p>
-          <w:p>
-            <w:r>
-              <w:rPr>
-                <w:rFonts w:ascii="Consolas" w:cs="Consolas" w:eastAsia="Consolas" w:hAnsi="Consolas"/>
-                <w:sz w:val="18"/>
-                <w:szCs w:val="18"/>
-              </w:rPr>
-              <w:t xml:space="preserve">      - pré-1.0 : règles assouplies ?    -&gt; [ décision squad ]</w:t>
+              <w:t xml:space="preserve"> CAS LIMITES TRANCHÉS (le plus important) :</w:t>
+            </w:r>
+          </w:p>
+          <w:p>
+            <w:r>
+              <w:rPr>
+                <w:rFonts w:ascii="Consolas" w:cs="Consolas" w:eastAsia="Consolas" w:hAnsi="Consolas"/>
+                <w:sz w:val="18"/>
+                <w:szCs w:val="18"/>
+              </w:rPr>
+              <w:t xml:space="preserve"> - changement de format de log -&gt; [ MINOR / MAJOR ? ]</w:t>
+            </w:r>
+          </w:p>
+          <w:p>
+            <w:r>
+              <w:rPr>
+                <w:rFonts w:ascii="Consolas" w:cs="Consolas" w:eastAsia="Consolas" w:hAnsi="Consolas"/>
+                <w:sz w:val="18"/>
+                <w:szCs w:val="18"/>
+              </w:rPr>
+              <w:t xml:space="preserve"> - bump d'une dépendance majeure -&gt; [ selon impact exposé ]</w:t>
+            </w:r>
+          </w:p>
+          <w:p>
+            <w:r>
+              <w:rPr>
+                <w:rFonts w:ascii="Consolas" w:cs="Consolas" w:eastAsia="Consolas" w:hAnsi="Consolas"/>
+                <w:sz w:val="18"/>
+                <w:szCs w:val="18"/>
+              </w:rPr>
+              <w:t xml:space="preserve"> - modif d'un message d'erreur -&gt; [ PATCH sauf si contractuel ]</w:t>
+            </w:r>
+          </w:p>
+          <w:p>
+            <w:r>
+              <w:rPr>
+                <w:rFonts w:ascii="Consolas" w:cs="Consolas" w:eastAsia="Consolas" w:hAnsi="Consolas"/>
+                <w:sz w:val="18"/>
+                <w:szCs w:val="18"/>
+              </w:rPr>
+              <w:t xml:space="preserve"> - pré-1.0 : règles assouplies ? -&gt; [ décision squad ]</w:t>
             </w:r>
           </w:p>
         </w:tc>
@@ -888,7 +888,7 @@
         <w:spacing w:after="120"/>
       </w:pPr>
       <w:r>
-        <w:t xml:space="preserve">À la sortie, la squad a une convention de version écrite, adoptée ensemble et consignée dans le repo : la grille MAJOR/MINOR/PATCH traduite dans les termes du projet, avec les cas limites qui faisaient hésiter explicitement tranchés. Le versioning n’est plus au feeling — au prochain changement, n’importe qui dans la squad incrémentera de la même façon. Le numéro de version redevient fiable, donc tient sa promesse de lisibilité pour ceux qui dépendent du livrable (#69). On est passé de « on tague parfois, à notre idée » à « on tague selon une règle écrite et tenue ».</w:t>
+        <w:t xml:space="preserve">À la sortie, la squad a une convention de version écrite, adoptée ensemble et consignée dans le repo : la grille MAJOR/MINOR/PATCH traduite dans les termes du projet, avec les cas limites qui faisaient hésiter explicitement tranchés. Le versioning n’est plus au feeling — au prochain changement, n’importe qui dans la squad incrémentera de la même façon. Le numéro de version redevient fiable, donc tient sa promesse de lisibilité pour ceux qui dépendent du livrable. On est passé de « on tague parfois, à notre idée » à « on tague selon une règle écrite et tenue ».</w:t>
       </w:r>
     </w:p>
     <w:p>
@@ -1164,7 +1164,7 @@
         <w:spacing w:after="120"/>
       </w:pPr>
       <w:r>
-        <w:t xml:space="preserve">Cet atelier ne refait ni le #68 ni le #69 : le #68 crée le tag (le geste), le #69 ancre le sens vu du consommateur (le pourquoi), le #70 fixe la règle d’incrément pour le projet (le comment, écrit). Le sens de semver vu au #69 — MAJOR/MINOR/PATCH par leur effet sur l’autre — est ici réinvesti, pas réexpliqué : on l’applique pour produire une convention tranchée. La suite logique (#71) portera sur l’automatisation du tag, où se posera l’arbitrage conventional-commits relevé par le coach ; la convention écrite ici en est le prérequis.</w:t>
+        <w:t xml:space="preserve">Cet atelier ne refait ni le notre première release ni le pourquoi versionner ? Le point de vue de ceux qui dépendent de nous : le notre première release crée le tag (le geste), le pourquoi versionner ? Le point de vue de ceux qui dépendent de nous ancre le sens vu du consommateur (le pourquoi), le #70 fixe la règle d’incrément pour le projet (le comment, écrit). Le sens de semver vu au pourquoi versionner ? Le point de vue de ceux qui dépendent de nous — MAJOR/MINOR/PATCH par leur effet sur l’autre — est ici réinvesti, pas réexpliqué : on l’applique pour produire une convention tranchée. La suite logique portera sur l’automatisation du tag, où se posera l’arbitrage conventional-commits relevé par le coach ; la convention écrite ici en est le prérequis.</w:t>
       </w:r>
     </w:p>
     <w:p>
